--- a/exercises/Bài tập tổng hợp 30-32 - Từ chỉ số lượng/Đề 2.docx
+++ b/exercises/Bài tập tổng hợp 30-32 - Từ chỉ số lượng/Đề 2.docx
@@ -3,6 +3,11 @@
 <w:document xmlns:w="http://schemas.openxmlformats.org/wordprocessingml/2006/main">
   <w:body>
     <w:p>
+      <w:pPr>
+        <w:keepNext/>
+        <w:spacing w:before="0" w:after="280" w:line="240" w:lineRule="auto"/>
+        <w:jc w:val="center"/>
+      </w:pPr>
       <w:r>
         <w:rPr>
           <w:b/>
@@ -11,585 +16,2172 @@
       </w:r>
     </w:p>
     <w:p>
+      <w:pPr>
+        <w:keepNext/>
+        <w:spacing w:before="0" w:after="240" w:line="240" w:lineRule="auto"/>
+        <w:jc w:val="center"/>
+      </w:pPr>
       <w:r>
         <w:t xml:space="preserve">SOME / ANY – MUCH / MANY – FEW / LITTLE</w:t>
       </w:r>
     </w:p>
     <w:p>
-      <w:r>
-        <w:t xml:space="preserve">Họ và tên: __________________________                         Điểm: ________/100</w:t>
-      </w:r>
-    </w:p>
-    <w:p>
+      <w:pPr>
+        <w:spacing w:before="0" w:after="120" w:line="240" w:lineRule="auto"/>
+      </w:pPr>
+      <w:r>
+        <w:t xml:space="preserve">Họ và tên: __________________________ Điểm: ________/100</w:t>
+      </w:r>
+    </w:p>
+    <w:p>
+      <w:pPr>
+        <w:spacing w:before="0" w:after="120" w:line="240" w:lineRule="auto"/>
+      </w:pPr>
+      <w:r>
+        <w:t xml:space="preserve">Phạm vi kiến thức: Bài 30–32 — some/any; much/many; few/a few; little/a little.</w:t>
+      </w:r>
+    </w:p>
+    <w:p>
+      <w:pPr>
+        <w:spacing w:before="0" w:after="120" w:line="240" w:lineRule="auto"/>
+      </w:pPr>
+      <w:r>
+        <w:t xml:space="preserve">Thời gian làm bài dự kiến: 90 phút.</w:t>
+      </w:r>
+    </w:p>
+    <w:p>
+      <w:pPr>
+        <w:spacing w:before="0" w:after="120" w:line="240" w:lineRule="auto"/>
+      </w:pPr>
+      <w:r>
+        <w:t xml:space="preserve">Tổng điểm: 100 điểm.</w:t>
+      </w:r>
+    </w:p>
+    <w:p>
+      <w:pPr>
+        <w:spacing w:before="0" w:after="120" w:line="240" w:lineRule="auto"/>
+      </w:pPr>
+      <w:r>
+        <w:t xml:space="preserve">Hướng dẫn chung: Làm lần lượt từng phần và kiểm tra lại cách dùng từ chỉ số lượng trước khi nộp bài.</w:t>
+      </w:r>
+    </w:p>
+    <w:p>
+      <w:pPr>
+        <w:keepNext/>
+        <w:spacing w:before="240" w:after="80" w:line="240" w:lineRule="auto"/>
+      </w:pPr>
       <w:r>
         <w:rPr>
+          <w:b/>
           <w:b/>
         </w:rPr>
         <w:t xml:space="preserve">PHẦN 1. CHỌN ĐÁP ÁN ĐÚNG (10 điểm)</w:t>
       </w:r>
     </w:p>
     <w:p>
-      <w:r>
-        <w:t xml:space="preserve">1. We need ___ eggs. A. some B. much C. little</w:t>
-      </w:r>
-    </w:p>
-    <w:p>
-      <w:r>
-        <w:t xml:space="preserve">2. Is there ___ rice? A. many B. any C. few</w:t>
-      </w:r>
-    </w:p>
-    <w:p>
-      <w:r>
-        <w:t xml:space="preserve">3. How ___ guests are coming? A. much B. many C. little</w:t>
-      </w:r>
-    </w:p>
-    <w:p>
-      <w:r>
-        <w:t xml:space="preserve">4. I do not have ___ time. A. many B. much C. a few</w:t>
-      </w:r>
-    </w:p>
-    <w:p>
-      <w:r>
-        <w:t xml:space="preserve">5. We have ___ chairs, enough for everyone. A. a few B. a little C. little</w:t>
-      </w:r>
-    </w:p>
-    <w:p>
-      <w:r>
-        <w:t xml:space="preserve">6. ___ students understood, so the teacher explained again. A. Few B. Little C. Much</w:t>
-      </w:r>
-    </w:p>
-    <w:p>
-      <w:r>
-        <w:t xml:space="preserve">7. Would you like ___ soup? A. any B. some C. many</w:t>
-      </w:r>
-    </w:p>
-    <w:p>
-      <w:r>
-        <w:t xml:space="preserve">8. There is ___ juice left, but it is enough. A. a little B. a few C. few</w:t>
-      </w:r>
-    </w:p>
-    <w:p>
-      <w:r>
-        <w:t xml:space="preserve">9. There are too ___ cars here. A. much B. many C. little</w:t>
-      </w:r>
-    </w:p>
-    <w:p>
-      <w:r>
-        <w:t xml:space="preserve">10. You can choose ___ dessert. A. any B. much C. few</w:t>
-      </w:r>
-    </w:p>
-    <w:p>
+      <w:pPr>
+        <w:keepNext/>
+        <w:spacing w:before="0" w:after="80" w:line="240" w:lineRule="auto"/>
+      </w:pPr>
       <w:r>
         <w:rPr>
+          <w:i/>
+        </w:rPr>
+        <w:t xml:space="preserve">Hướng dẫn: Đọc từng câu và chọn đáp án phù hợp nhất.</w:t>
+      </w:r>
+    </w:p>
+    <w:p>
+      <w:pPr>
+        <w:keepNext/>
+        <w:spacing w:before="60" w:after="60" w:line="240" w:lineRule="auto"/>
+      </w:pPr>
+      <w:r>
+        <w:t xml:space="preserve">1. We need ___ eggs.</w:t>
+      </w:r>
+    </w:p>
+    <w:p>
+      <w:pPr>
+        <w:keepNext/>
+        <w:spacing w:before="0" w:after="40" w:line="240" w:lineRule="auto"/>
+      </w:pPr>
+      <w:r>
+        <w:t xml:space="preserve">A. some</w:t>
+      </w:r>
+    </w:p>
+    <w:p>
+      <w:pPr>
+        <w:keepNext/>
+        <w:spacing w:before="0" w:after="40" w:line="240" w:lineRule="auto"/>
+      </w:pPr>
+      <w:r>
+        <w:t xml:space="preserve">B. much</w:t>
+      </w:r>
+    </w:p>
+    <w:p>
+      <w:pPr>
+        <w:spacing w:before="0" w:after="40" w:line="240" w:lineRule="auto"/>
+      </w:pPr>
+      <w:r>
+        <w:t xml:space="preserve">C. little</w:t>
+      </w:r>
+    </w:p>
+    <w:p>
+      <w:pPr>
+        <w:keepNext/>
+        <w:spacing w:before="120" w:after="60" w:line="240" w:lineRule="auto"/>
+      </w:pPr>
+      <w:r>
+        <w:t xml:space="preserve">2. Is there ___ rice?</w:t>
+      </w:r>
+    </w:p>
+    <w:p>
+      <w:pPr>
+        <w:keepNext/>
+        <w:spacing w:before="0" w:after="40" w:line="240" w:lineRule="auto"/>
+      </w:pPr>
+      <w:r>
+        <w:t xml:space="preserve">A. many</w:t>
+      </w:r>
+    </w:p>
+    <w:p>
+      <w:pPr>
+        <w:keepNext/>
+        <w:spacing w:before="0" w:after="40" w:line="240" w:lineRule="auto"/>
+      </w:pPr>
+      <w:r>
+        <w:t xml:space="preserve">B. any</w:t>
+      </w:r>
+    </w:p>
+    <w:p>
+      <w:pPr>
+        <w:spacing w:before="0" w:after="40" w:line="240" w:lineRule="auto"/>
+      </w:pPr>
+      <w:r>
+        <w:t xml:space="preserve">C. few</w:t>
+      </w:r>
+    </w:p>
+    <w:p>
+      <w:pPr>
+        <w:keepNext/>
+        <w:spacing w:before="120" w:after="60" w:line="240" w:lineRule="auto"/>
+      </w:pPr>
+      <w:r>
+        <w:t xml:space="preserve">3. How ___ guests are coming?</w:t>
+      </w:r>
+    </w:p>
+    <w:p>
+      <w:pPr>
+        <w:keepNext/>
+        <w:spacing w:before="0" w:after="40" w:line="240" w:lineRule="auto"/>
+      </w:pPr>
+      <w:r>
+        <w:t xml:space="preserve">A. much</w:t>
+      </w:r>
+    </w:p>
+    <w:p>
+      <w:pPr>
+        <w:keepNext/>
+        <w:spacing w:before="0" w:after="40" w:line="240" w:lineRule="auto"/>
+      </w:pPr>
+      <w:r>
+        <w:t xml:space="preserve">B. many</w:t>
+      </w:r>
+    </w:p>
+    <w:p>
+      <w:pPr>
+        <w:spacing w:before="0" w:after="40" w:line="240" w:lineRule="auto"/>
+      </w:pPr>
+      <w:r>
+        <w:t xml:space="preserve">C. little</w:t>
+      </w:r>
+    </w:p>
+    <w:p>
+      <w:pPr>
+        <w:keepNext/>
+        <w:spacing w:before="120" w:after="60" w:line="240" w:lineRule="auto"/>
+      </w:pPr>
+      <w:r>
+        <w:t xml:space="preserve">4. I do not have ___ time.</w:t>
+      </w:r>
+    </w:p>
+    <w:p>
+      <w:pPr>
+        <w:keepNext/>
+        <w:spacing w:before="0" w:after="40" w:line="240" w:lineRule="auto"/>
+      </w:pPr>
+      <w:r>
+        <w:t xml:space="preserve">A. many</w:t>
+      </w:r>
+    </w:p>
+    <w:p>
+      <w:pPr>
+        <w:keepNext/>
+        <w:spacing w:before="0" w:after="40" w:line="240" w:lineRule="auto"/>
+      </w:pPr>
+      <w:r>
+        <w:t xml:space="preserve">B. much</w:t>
+      </w:r>
+    </w:p>
+    <w:p>
+      <w:pPr>
+        <w:spacing w:before="0" w:after="40" w:line="240" w:lineRule="auto"/>
+      </w:pPr>
+      <w:r>
+        <w:t xml:space="preserve">C. a few</w:t>
+      </w:r>
+    </w:p>
+    <w:p>
+      <w:pPr>
+        <w:keepNext/>
+        <w:spacing w:before="120" w:after="60" w:line="240" w:lineRule="auto"/>
+      </w:pPr>
+      <w:r>
+        <w:t xml:space="preserve">5. We have ___ chairs, enough for everyone.</w:t>
+      </w:r>
+    </w:p>
+    <w:p>
+      <w:pPr>
+        <w:keepNext/>
+        <w:spacing w:before="0" w:after="40" w:line="240" w:lineRule="auto"/>
+      </w:pPr>
+      <w:r>
+        <w:t xml:space="preserve">A. a few</w:t>
+      </w:r>
+    </w:p>
+    <w:p>
+      <w:pPr>
+        <w:keepNext/>
+        <w:spacing w:before="0" w:after="40" w:line="240" w:lineRule="auto"/>
+      </w:pPr>
+      <w:r>
+        <w:t xml:space="preserve">B. a little</w:t>
+      </w:r>
+    </w:p>
+    <w:p>
+      <w:pPr>
+        <w:spacing w:before="0" w:after="40" w:line="240" w:lineRule="auto"/>
+      </w:pPr>
+      <w:r>
+        <w:t xml:space="preserve">C. little</w:t>
+      </w:r>
+    </w:p>
+    <w:p>
+      <w:pPr>
+        <w:keepNext/>
+        <w:spacing w:before="120" w:after="60" w:line="240" w:lineRule="auto"/>
+      </w:pPr>
+      <w:r>
+        <w:t xml:space="preserve">6. ___ students understood, so the teacher explained again.</w:t>
+      </w:r>
+    </w:p>
+    <w:p>
+      <w:pPr>
+        <w:keepNext/>
+        <w:spacing w:before="0" w:after="40" w:line="240" w:lineRule="auto"/>
+      </w:pPr>
+      <w:r>
+        <w:t xml:space="preserve">A. Few</w:t>
+      </w:r>
+    </w:p>
+    <w:p>
+      <w:pPr>
+        <w:keepNext/>
+        <w:spacing w:before="0" w:after="40" w:line="240" w:lineRule="auto"/>
+      </w:pPr>
+      <w:r>
+        <w:t xml:space="preserve">B. Little</w:t>
+      </w:r>
+    </w:p>
+    <w:p>
+      <w:pPr>
+        <w:spacing w:before="0" w:after="40" w:line="240" w:lineRule="auto"/>
+      </w:pPr>
+      <w:r>
+        <w:t xml:space="preserve">C. Much</w:t>
+      </w:r>
+    </w:p>
+    <w:p>
+      <w:pPr>
+        <w:keepNext/>
+        <w:spacing w:before="120" w:after="60" w:line="240" w:lineRule="auto"/>
+      </w:pPr>
+      <w:r>
+        <w:t xml:space="preserve">7. Would you like ___ soup?</w:t>
+      </w:r>
+    </w:p>
+    <w:p>
+      <w:pPr>
+        <w:keepNext/>
+        <w:spacing w:before="0" w:after="40" w:line="240" w:lineRule="auto"/>
+      </w:pPr>
+      <w:r>
+        <w:t xml:space="preserve">A. any</w:t>
+      </w:r>
+    </w:p>
+    <w:p>
+      <w:pPr>
+        <w:keepNext/>
+        <w:spacing w:before="0" w:after="40" w:line="240" w:lineRule="auto"/>
+      </w:pPr>
+      <w:r>
+        <w:t xml:space="preserve">B. some</w:t>
+      </w:r>
+    </w:p>
+    <w:p>
+      <w:pPr>
+        <w:spacing w:before="0" w:after="40" w:line="240" w:lineRule="auto"/>
+      </w:pPr>
+      <w:r>
+        <w:t xml:space="preserve">C. many</w:t>
+      </w:r>
+    </w:p>
+    <w:p>
+      <w:pPr>
+        <w:keepNext/>
+        <w:spacing w:before="120" w:after="60" w:line="240" w:lineRule="auto"/>
+      </w:pPr>
+      <w:r>
+        <w:t xml:space="preserve">8. There is ___ juice left, but it is enough.</w:t>
+      </w:r>
+    </w:p>
+    <w:p>
+      <w:pPr>
+        <w:keepNext/>
+        <w:spacing w:before="0" w:after="40" w:line="240" w:lineRule="auto"/>
+      </w:pPr>
+      <w:r>
+        <w:t xml:space="preserve">A. a little</w:t>
+      </w:r>
+    </w:p>
+    <w:p>
+      <w:pPr>
+        <w:keepNext/>
+        <w:spacing w:before="0" w:after="40" w:line="240" w:lineRule="auto"/>
+      </w:pPr>
+      <w:r>
+        <w:t xml:space="preserve">B. a few</w:t>
+      </w:r>
+    </w:p>
+    <w:p>
+      <w:pPr>
+        <w:spacing w:before="0" w:after="40" w:line="240" w:lineRule="auto"/>
+      </w:pPr>
+      <w:r>
+        <w:t xml:space="preserve">C. few</w:t>
+      </w:r>
+    </w:p>
+    <w:p>
+      <w:pPr>
+        <w:keepNext/>
+        <w:spacing w:before="120" w:after="60" w:line="240" w:lineRule="auto"/>
+      </w:pPr>
+      <w:r>
+        <w:t xml:space="preserve">9. There are too ___ cars here.</w:t>
+      </w:r>
+    </w:p>
+    <w:p>
+      <w:pPr>
+        <w:keepNext/>
+        <w:spacing w:before="0" w:after="40" w:line="240" w:lineRule="auto"/>
+      </w:pPr>
+      <w:r>
+        <w:t xml:space="preserve">A. much</w:t>
+      </w:r>
+    </w:p>
+    <w:p>
+      <w:pPr>
+        <w:keepNext/>
+        <w:spacing w:before="0" w:after="40" w:line="240" w:lineRule="auto"/>
+      </w:pPr>
+      <w:r>
+        <w:t xml:space="preserve">B. many</w:t>
+      </w:r>
+    </w:p>
+    <w:p>
+      <w:pPr>
+        <w:spacing w:before="0" w:after="40" w:line="240" w:lineRule="auto"/>
+      </w:pPr>
+      <w:r>
+        <w:t xml:space="preserve">C. little</w:t>
+      </w:r>
+    </w:p>
+    <w:p>
+      <w:pPr>
+        <w:keepNext/>
+        <w:spacing w:before="120" w:after="60" w:line="240" w:lineRule="auto"/>
+      </w:pPr>
+      <w:r>
+        <w:t xml:space="preserve">10. You can choose ___ dessert.</w:t>
+      </w:r>
+    </w:p>
+    <w:p>
+      <w:pPr>
+        <w:keepNext/>
+        <w:spacing w:before="0" w:after="40" w:line="240" w:lineRule="auto"/>
+      </w:pPr>
+      <w:r>
+        <w:t xml:space="preserve">A. any</w:t>
+      </w:r>
+    </w:p>
+    <w:p>
+      <w:pPr>
+        <w:keepNext/>
+        <w:spacing w:before="0" w:after="40" w:line="240" w:lineRule="auto"/>
+      </w:pPr>
+      <w:r>
+        <w:t xml:space="preserve">B. much</w:t>
+      </w:r>
+    </w:p>
+    <w:p>
+      <w:pPr>
+        <w:spacing w:before="0" w:after="40" w:line="240" w:lineRule="auto"/>
+      </w:pPr>
+      <w:r>
+        <w:t xml:space="preserve">C. few</w:t>
+      </w:r>
+    </w:p>
+    <w:p>
+      <w:pPr>
+        <w:keepNext/>
+        <w:spacing w:before="240" w:after="80" w:line="240" w:lineRule="auto"/>
+      </w:pPr>
+      <w:r>
+        <w:rPr>
+          <w:b/>
           <w:b/>
         </w:rPr>
         <w:t xml:space="preserve">PHẦN 2. ĐIỀN SOME HOẶC ANY (10 điểm)</w:t>
       </w:r>
     </w:p>
     <w:p>
+      <w:pPr>
+        <w:keepNext/>
+        <w:spacing w:before="0" w:after="80" w:line="240" w:lineRule="auto"/>
+      </w:pPr>
+      <w:r>
+        <w:rPr>
+          <w:i/>
+        </w:rPr>
+        <w:t xml:space="preserve">Hướng dẫn: Điền some hoặc any vào mỗi chỗ trống theo ngữ cảnh.</w:t>
+      </w:r>
+    </w:p>
+    <w:p>
+      <w:pPr>
+        <w:spacing w:before="60" w:after="60" w:line="240" w:lineRule="auto"/>
+      </w:pPr>
       <w:r>
         <w:t xml:space="preserve">1. I bought ___ oranges.</w:t>
       </w:r>
     </w:p>
     <w:p>
+      <w:pPr>
+        <w:spacing w:before="120" w:after="60" w:line="240" w:lineRule="auto"/>
+      </w:pPr>
       <w:r>
         <w:t xml:space="preserve">2. We do not need ___ butter.</w:t>
       </w:r>
     </w:p>
     <w:p>
+      <w:pPr>
+        <w:spacing w:before="120" w:after="60" w:line="240" w:lineRule="auto"/>
+      </w:pPr>
       <w:r>
         <w:t xml:space="preserve">3. Are there ___ clean cups?</w:t>
       </w:r>
     </w:p>
     <w:p>
+      <w:pPr>
+        <w:spacing w:before="120" w:after="60" w:line="240" w:lineRule="auto"/>
+      </w:pPr>
       <w:r>
         <w:t xml:space="preserve">4. Can I have ___ bread, please?</w:t>
       </w:r>
     </w:p>
     <w:p>
+      <w:pPr>
+        <w:spacing w:before="120" w:after="60" w:line="240" w:lineRule="auto"/>
+      </w:pPr>
       <w:r>
         <w:t xml:space="preserve">5. She did not make ___ mistakes.</w:t>
       </w:r>
     </w:p>
     <w:p>
+      <w:pPr>
+        <w:spacing w:before="120" w:after="60" w:line="240" w:lineRule="auto"/>
+      </w:pPr>
       <w:r>
         <w:t xml:space="preserve">6. There is ___ cheese in the fridge.</w:t>
       </w:r>
     </w:p>
     <w:p>
+      <w:pPr>
+        <w:spacing w:before="120" w:after="60" w:line="240" w:lineRule="auto"/>
+      </w:pPr>
       <w:r>
         <w:t xml:space="preserve">7. Would you like ___ tea?</w:t>
       </w:r>
     </w:p>
     <w:p>
+      <w:pPr>
+        <w:spacing w:before="120" w:after="60" w:line="240" w:lineRule="auto"/>
+      </w:pPr>
       <w:r>
         <w:t xml:space="preserve">8. You may ask ___ question.</w:t>
       </w:r>
     </w:p>
     <w:p>
+      <w:pPr>
+        <w:spacing w:before="120" w:after="60" w:line="240" w:lineRule="auto"/>
+      </w:pPr>
       <w:r>
         <w:t xml:space="preserve">9. Did he bring ___ drinks?</w:t>
       </w:r>
     </w:p>
     <w:p>
+      <w:pPr>
+        <w:spacing w:before="120" w:after="60" w:line="240" w:lineRule="auto"/>
+      </w:pPr>
       <w:r>
         <w:t xml:space="preserve">10. Someone left ___ books here.</w:t>
       </w:r>
     </w:p>
     <w:p>
+      <w:pPr>
+        <w:keepNext/>
+        <w:spacing w:before="240" w:after="80" w:line="240" w:lineRule="auto"/>
+      </w:pPr>
       <w:r>
         <w:rPr>
+          <w:b/>
           <w:b/>
         </w:rPr>
         <w:t xml:space="preserve">PHẦN 3. ĐIỀN MUCH, MANY, HOW MUCH HOẶC HOW MANY (10 điểm)</w:t>
       </w:r>
     </w:p>
     <w:p>
+      <w:pPr>
+        <w:keepNext/>
+        <w:spacing w:before="0" w:after="80" w:line="240" w:lineRule="auto"/>
+      </w:pPr>
+      <w:r>
+        <w:rPr>
+          <w:i/>
+        </w:rPr>
+        <w:t xml:space="preserve">Hướng dẫn: Điền much, many, how much hoặc how many vào mỗi chỗ trống.</w:t>
+      </w:r>
+    </w:p>
+    <w:p>
+      <w:pPr>
+        <w:spacing w:before="60" w:after="60" w:line="240" w:lineRule="auto"/>
+      </w:pPr>
       <w:r>
         <w:t xml:space="preserve">1. ___ water do you drink?</w:t>
       </w:r>
     </w:p>
     <w:p>
+      <w:pPr>
+        <w:spacing w:before="120" w:after="60" w:line="240" w:lineRule="auto"/>
+      </w:pPr>
       <w:r>
         <w:t xml:space="preserve">2. There are not ___ buses at night.</w:t>
       </w:r>
     </w:p>
     <w:p>
+      <w:pPr>
+        <w:spacing w:before="120" w:after="60" w:line="240" w:lineRule="auto"/>
+      </w:pPr>
       <w:r>
         <w:t xml:space="preserve">3. ___ is this cake?</w:t>
       </w:r>
     </w:p>
     <w:p>
+      <w:pPr>
+        <w:spacing w:before="120" w:after="60" w:line="240" w:lineRule="auto"/>
+      </w:pPr>
       <w:r>
         <w:t xml:space="preserve">4. We do not have ___ information.</w:t>
       </w:r>
     </w:p>
     <w:p>
+      <w:pPr>
+        <w:spacing w:before="120" w:after="60" w:line="240" w:lineRule="auto"/>
+      </w:pPr>
       <w:r>
         <w:t xml:space="preserve">5. ___ students joined the trip?</w:t>
       </w:r>
     </w:p>
     <w:p>
+      <w:pPr>
+        <w:spacing w:before="120" w:after="60" w:line="240" w:lineRule="auto"/>
+      </w:pPr>
       <w:r>
         <w:t xml:space="preserve">6. She has ___ useful ideas.</w:t>
       </w:r>
     </w:p>
     <w:p>
+      <w:pPr>
+        <w:spacing w:before="120" w:after="60" w:line="240" w:lineRule="auto"/>
+      </w:pPr>
       <w:r>
         <w:t xml:space="preserve">7. I did not spend ___ money.</w:t>
       </w:r>
     </w:p>
     <w:p>
+      <w:pPr>
+        <w:spacing w:before="120" w:after="60" w:line="240" w:lineRule="auto"/>
+      </w:pPr>
       <w:r>
         <w:t xml:space="preserve">8. ___ rooms are available?</w:t>
       </w:r>
     </w:p>
     <w:p>
+      <w:pPr>
+        <w:spacing w:before="120" w:after="60" w:line="240" w:lineRule="auto"/>
+      </w:pPr>
       <w:r>
         <w:t xml:space="preserve">9. There is too ___ noise.</w:t>
       </w:r>
     </w:p>
     <w:p>
+      <w:pPr>
+        <w:spacing w:before="120" w:after="60" w:line="240" w:lineRule="auto"/>
+      </w:pPr>
       <w:r>
         <w:t xml:space="preserve">10. He took too ___ photos.</w:t>
       </w:r>
     </w:p>
     <w:p>
+      <w:pPr>
+        <w:keepNext/>
+        <w:spacing w:before="240" w:after="80" w:line="240" w:lineRule="auto"/>
+      </w:pPr>
       <w:r>
         <w:rPr>
+          <w:b/>
           <w:b/>
         </w:rPr>
         <w:t xml:space="preserve">PHẦN 4. ĐIỀN FEW, A FEW, LITTLE HOẶC A LITTLE (10 điểm)</w:t>
       </w:r>
     </w:p>
     <w:p>
+      <w:pPr>
+        <w:keepNext/>
+        <w:spacing w:before="0" w:after="80" w:line="240" w:lineRule="auto"/>
+      </w:pPr>
+      <w:r>
+        <w:rPr>
+          <w:i/>
+        </w:rPr>
+        <w:t xml:space="preserve">Hướng dẫn: Điền few, a few, little hoặc a little theo nghĩa của câu.</w:t>
+      </w:r>
+    </w:p>
+    <w:p>
+      <w:pPr>
+        <w:spacing w:before="60" w:after="60" w:line="240" w:lineRule="auto"/>
+      </w:pPr>
       <w:r>
         <w:t xml:space="preserve">1. We have ___ time; hurry up.</w:t>
       </w:r>
     </w:p>
     <w:p>
+      <w:pPr>
+        <w:spacing w:before="120" w:after="60" w:line="240" w:lineRule="auto"/>
+      </w:pPr>
       <w:r>
         <w:t xml:space="preserve">2. I have ___ questions, if you can help.</w:t>
       </w:r>
     </w:p>
     <w:p>
+      <w:pPr>
+        <w:spacing w:before="120" w:after="60" w:line="240" w:lineRule="auto"/>
+      </w:pPr>
       <w:r>
         <w:t xml:space="preserve">3. ___ customers came, so the shop closed early.</w:t>
       </w:r>
     </w:p>
     <w:p>
+      <w:pPr>
+        <w:spacing w:before="120" w:after="60" w:line="240" w:lineRule="auto"/>
+      </w:pPr>
       <w:r>
         <w:t xml:space="preserve">4. Add ___ salt to the soup.</w:t>
       </w:r>
     </w:p>
     <w:p>
+      <w:pPr>
+        <w:spacing w:before="120" w:after="60" w:line="240" w:lineRule="auto"/>
+      </w:pPr>
       <w:r>
         <w:t xml:space="preserve">5. He has ___ experience and needs training.</w:t>
       </w:r>
     </w:p>
     <w:p>
+      <w:pPr>
+        <w:spacing w:before="120" w:after="60" w:line="240" w:lineRule="auto"/>
+      </w:pPr>
       <w:r>
         <w:t xml:space="preserve">6. We still have ___ apples for lunch.</w:t>
       </w:r>
     </w:p>
     <w:p>
+      <w:pPr>
+        <w:spacing w:before="120" w:after="60" w:line="240" w:lineRule="auto"/>
+      </w:pPr>
       <w:r>
         <w:t xml:space="preserve">7. She speaks ___ English, enough to order food.</w:t>
       </w:r>
     </w:p>
     <w:p>
+      <w:pPr>
+        <w:spacing w:before="120" w:after="60" w:line="240" w:lineRule="auto"/>
+      </w:pPr>
       <w:r>
         <w:t xml:space="preserve">8. There are ___ seats; most people must stand.</w:t>
       </w:r>
     </w:p>
     <w:p>
+      <w:pPr>
+        <w:spacing w:before="120" w:after="60" w:line="240" w:lineRule="auto"/>
+      </w:pPr>
       <w:r>
         <w:t xml:space="preserve">9. I have ___ money, so I can take the bus.</w:t>
       </w:r>
     </w:p>
     <w:p>
+      <w:pPr>
+        <w:spacing w:before="120" w:after="60" w:line="240" w:lineRule="auto"/>
+      </w:pPr>
       <w:r>
         <w:t xml:space="preserve">10. ___ people know the answer.</w:t>
       </w:r>
     </w:p>
     <w:p>
+      <w:pPr>
+        <w:keepNext/>
+        <w:spacing w:before="240" w:after="80" w:line="240" w:lineRule="auto"/>
+      </w:pPr>
       <w:r>
         <w:rPr>
+          <w:b/>
           <w:b/>
         </w:rPr>
         <w:t xml:space="preserve">PHẦN 5. SỬA LỖI SAI (10 điểm)</w:t>
       </w:r>
     </w:p>
     <w:p>
+      <w:pPr>
+        <w:keepNext/>
+        <w:spacing w:before="0" w:after="80" w:line="240" w:lineRule="auto"/>
+      </w:pPr>
+      <w:r>
+        <w:rPr>
+          <w:i/>
+        </w:rPr>
+        <w:t xml:space="preserve">Hướng dẫn: Tìm lỗi về từ chỉ số lượng và viết lại phần sai cho đúng.</w:t>
+      </w:r>
+    </w:p>
+    <w:p>
+      <w:pPr>
+        <w:spacing w:before="60" w:after="60" w:line="240" w:lineRule="auto"/>
+      </w:pPr>
       <w:r>
         <w:t xml:space="preserve">1. I do not have some money.</w:t>
       </w:r>
     </w:p>
     <w:p>
+      <w:pPr>
+        <w:spacing w:before="120" w:after="60" w:line="240" w:lineRule="auto"/>
+      </w:pPr>
       <w:r>
         <w:t xml:space="preserve">2. How much books did you buy?</w:t>
       </w:r>
     </w:p>
     <w:p>
+      <w:pPr>
+        <w:spacing w:before="120" w:after="60" w:line="240" w:lineRule="auto"/>
+      </w:pPr>
       <w:r>
         <w:t xml:space="preserve">3. There are too much people here.</w:t>
       </w:r>
     </w:p>
     <w:p>
+      <w:pPr>
+        <w:spacing w:before="120" w:after="60" w:line="240" w:lineRule="auto"/>
+      </w:pPr>
       <w:r>
         <w:t xml:space="preserve">4. She has a little friends.</w:t>
       </w:r>
     </w:p>
     <w:p>
+      <w:pPr>
+        <w:spacing w:before="120" w:after="60" w:line="240" w:lineRule="auto"/>
+      </w:pPr>
       <w:r>
         <w:t xml:space="preserve">5. We need a few information.</w:t>
       </w:r>
     </w:p>
     <w:p>
+      <w:pPr>
+        <w:spacing w:before="120" w:after="60" w:line="240" w:lineRule="auto"/>
+      </w:pPr>
       <w:r>
         <w:t xml:space="preserve">6. Would you like any coffee?</w:t>
       </w:r>
     </w:p>
     <w:p>
+      <w:pPr>
+        <w:spacing w:before="120" w:after="60" w:line="240" w:lineRule="auto"/>
+      </w:pPr>
       <w:r>
         <w:t xml:space="preserve">7. There is few milk left.</w:t>
       </w:r>
     </w:p>
     <w:p>
+      <w:pPr>
+        <w:spacing w:before="120" w:after="60" w:line="240" w:lineRule="auto"/>
+      </w:pPr>
       <w:r>
         <w:t xml:space="preserve">8. How many is this bag?</w:t>
       </w:r>
     </w:p>
     <w:p>
+      <w:pPr>
+        <w:spacing w:before="120" w:after="60" w:line="240" w:lineRule="auto"/>
+      </w:pPr>
       <w:r>
         <w:t xml:space="preserve">9. He has many free time.</w:t>
       </w:r>
     </w:p>
     <w:p>
+      <w:pPr>
+        <w:spacing w:before="120" w:after="60" w:line="240" w:lineRule="auto"/>
+      </w:pPr>
       <w:r>
         <w:t xml:space="preserve">10. I bought some apple.</w:t>
       </w:r>
     </w:p>
     <w:p>
+      <w:pPr>
+        <w:keepNext/>
+        <w:spacing w:before="240" w:after="80" w:line="240" w:lineRule="auto"/>
+      </w:pPr>
       <w:r>
         <w:rPr>
+          <w:b/>
           <w:b/>
         </w:rPr>
         <w:t xml:space="preserve">PHẦN 6. VIẾT CÂU HỎI (10 điểm)</w:t>
       </w:r>
     </w:p>
     <w:p>
+      <w:pPr>
+        <w:keepNext/>
+        <w:spacing w:before="0" w:after="80" w:line="240" w:lineRule="auto"/>
+      </w:pPr>
+      <w:r>
+        <w:rPr>
+          <w:i/>
+        </w:rPr>
+        <w:t xml:space="preserve">Hướng dẫn: Viết lại mỗi câu thành câu hỏi phù hợp với yêu cầu.</w:t>
+      </w:r>
+    </w:p>
+    <w:p>
+      <w:pPr>
+        <w:spacing w:before="60" w:after="60" w:line="240" w:lineRule="auto"/>
+      </w:pPr>
       <w:r>
         <w:t xml:space="preserve">1. We need three tomatoes. (How many)</w:t>
       </w:r>
     </w:p>
     <w:p>
+      <w:pPr>
+        <w:spacing w:before="120" w:after="60" w:line="240" w:lineRule="auto"/>
+      </w:pPr>
       <w:r>
         <w:t xml:space="preserve">2. She drinks two liters of water. (How much)</w:t>
       </w:r>
     </w:p>
     <w:p>
+      <w:pPr>
+        <w:spacing w:before="120" w:after="60" w:line="240" w:lineRule="auto"/>
+      </w:pPr>
       <w:r>
         <w:t xml:space="preserve">3. There are some shops nearby. (any)</w:t>
       </w:r>
     </w:p>
     <w:p>
+      <w:pPr>
+        <w:spacing w:before="120" w:after="60" w:line="240" w:lineRule="auto"/>
+      </w:pPr>
       <w:r>
         <w:t xml:space="preserve">4. The shoes are 450,000 dong. (How much)</w:t>
       </w:r>
     </w:p>
     <w:p>
+      <w:pPr>
+        <w:spacing w:before="120" w:after="60" w:line="240" w:lineRule="auto"/>
+      </w:pPr>
       <w:r>
         <w:t xml:space="preserve">5. He has five cousins. (How many)</w:t>
       </w:r>
     </w:p>
     <w:p>
+      <w:pPr>
+        <w:spacing w:before="120" w:after="60" w:line="240" w:lineRule="auto"/>
+      </w:pPr>
       <w:r>
         <w:t xml:space="preserve">6. There is some sugar. (any)</w:t>
       </w:r>
     </w:p>
     <w:p>
+      <w:pPr>
+        <w:spacing w:before="120" w:after="60" w:line="240" w:lineRule="auto"/>
+      </w:pPr>
       <w:r>
         <w:t xml:space="preserve">7. They bought ten tickets. (How many)</w:t>
       </w:r>
     </w:p>
     <w:p>
+      <w:pPr>
+        <w:spacing w:before="120" w:after="60" w:line="240" w:lineRule="auto"/>
+      </w:pPr>
       <w:r>
         <w:t xml:space="preserve">8. We have a little time. (How much)</w:t>
       </w:r>
     </w:p>
     <w:p>
+      <w:pPr>
+        <w:spacing w:before="120" w:after="60" w:line="240" w:lineRule="auto"/>
+      </w:pPr>
       <w:r>
         <w:t xml:space="preserve">9. Lan needs some help. (any)</w:t>
       </w:r>
     </w:p>
     <w:p>
+      <w:pPr>
+        <w:spacing w:before="120" w:after="60" w:line="240" w:lineRule="auto"/>
+      </w:pPr>
       <w:r>
         <w:t xml:space="preserve">10. The class has thirty students. (How many)</w:t>
       </w:r>
     </w:p>
     <w:p>
+      <w:pPr>
+        <w:keepNext/>
+        <w:spacing w:before="240" w:after="80" w:line="240" w:lineRule="auto"/>
+      </w:pPr>
       <w:r>
         <w:rPr>
+          <w:b/>
           <w:b/>
         </w:rPr>
         <w:t xml:space="preserve">PHẦN 7. DỊCH SANG TIẾNG ANH (10 điểm)</w:t>
       </w:r>
     </w:p>
     <w:p>
+      <w:pPr>
+        <w:keepNext/>
+        <w:spacing w:before="0" w:after="80" w:line="240" w:lineRule="auto"/>
+      </w:pPr>
+      <w:r>
+        <w:rPr>
+          <w:i/>
+        </w:rPr>
+        <w:t xml:space="preserve">Hướng dẫn: Dịch từng câu sang tiếng Anh tự nhiên và đúng ngữ pháp.</w:t>
+      </w:r>
+    </w:p>
+    <w:p>
+      <w:pPr>
+        <w:spacing w:before="60" w:after="60" w:line="240" w:lineRule="auto"/>
+      </w:pPr>
       <w:r>
         <w:t xml:space="preserve">1. Tôi có một vài người bạn.</w:t>
       </w:r>
     </w:p>
     <w:p>
+      <w:pPr>
+        <w:spacing w:before="120" w:after="60" w:line="240" w:lineRule="auto"/>
+      </w:pPr>
       <w:r>
         <w:t xml:space="preserve">2. Chúng ta không có nhiều thời gian.</w:t>
       </w:r>
     </w:p>
     <w:p>
+      <w:pPr>
+        <w:spacing w:before="120" w:after="60" w:line="240" w:lineRule="auto"/>
+      </w:pPr>
       <w:r>
         <w:t xml:space="preserve">3. Bạn có cần chút giúp đỡ nào không?</w:t>
       </w:r>
     </w:p>
     <w:p>
+      <w:pPr>
+        <w:spacing w:before="120" w:after="60" w:line="240" w:lineRule="auto"/>
+      </w:pPr>
       <w:r>
         <w:t xml:space="preserve">4. Rất ít học sinh hiểu câu hỏi.</w:t>
       </w:r>
     </w:p>
     <w:p>
+      <w:pPr>
+        <w:spacing w:before="120" w:after="60" w:line="240" w:lineRule="auto"/>
+      </w:pPr>
       <w:r>
         <w:t xml:space="preserve">5. Hãy thêm một ít đường.</w:t>
       </w:r>
     </w:p>
     <w:p>
+      <w:pPr>
+        <w:spacing w:before="120" w:after="60" w:line="240" w:lineRule="auto"/>
+      </w:pPr>
       <w:r>
         <w:t xml:space="preserve">6. Có bao nhiêu quả trứng?</w:t>
       </w:r>
     </w:p>
     <w:p>
+      <w:pPr>
+        <w:spacing w:before="120" w:after="60" w:line="240" w:lineRule="auto"/>
+      </w:pPr>
       <w:r>
         <w:t xml:space="preserve">7. Trong chai không có chút nước nào.</w:t>
       </w:r>
     </w:p>
     <w:p>
+      <w:pPr>
+        <w:spacing w:before="120" w:after="60" w:line="240" w:lineRule="auto"/>
+      </w:pPr>
       <w:r>
         <w:t xml:space="preserve">8. Có quá nhiều xe trên đường.</w:t>
       </w:r>
     </w:p>
     <w:p>
+      <w:pPr>
+        <w:spacing w:before="120" w:after="60" w:line="240" w:lineRule="auto"/>
+      </w:pPr>
       <w:r>
         <w:t xml:space="preserve">9. Bạn có muốn dùng một ít bánh không?</w:t>
       </w:r>
     </w:p>
     <w:p>
+      <w:pPr>
+        <w:spacing w:before="120" w:after="60" w:line="240" w:lineRule="auto"/>
+      </w:pPr>
       <w:r>
         <w:t xml:space="preserve">10. Anh ấy có rất ít tiền.</w:t>
       </w:r>
     </w:p>
     <w:p>
+      <w:pPr>
+        <w:keepNext/>
+        <w:spacing w:before="240" w:after="80" w:line="240" w:lineRule="auto"/>
+      </w:pPr>
       <w:r>
         <w:rPr>
+          <w:b/>
           <w:b/>
         </w:rPr>
         <w:t xml:space="preserve">PHẦN 8. HOÀN THÀNH ĐOẠN HỘI THOẠI (10 điểm)</w:t>
       </w:r>
     </w:p>
     <w:p>
+      <w:pPr>
+        <w:keepNext/>
+        <w:spacing w:before="0" w:after="80" w:line="240" w:lineRule="auto"/>
+      </w:pPr>
+      <w:r>
+        <w:rPr>
+          <w:i/>
+        </w:rPr>
+        <w:t xml:space="preserve">Hướng dẫn: Hoàn thành đoạn hội thoại bằng từ chỉ số lượng phù hợp.</w:t>
+      </w:r>
+    </w:p>
+    <w:p>
+      <w:pPr>
+        <w:spacing w:before="0" w:after="120" w:line="240" w:lineRule="auto"/>
+      </w:pPr>
       <w:r>
         <w:t xml:space="preserve">Điền: some, any, much, many, a few, a little.</w:t>
       </w:r>
     </w:p>
     <w:p>
+      <w:pPr>
+        <w:spacing w:before="0" w:after="120" w:line="240" w:lineRule="auto"/>
+      </w:pPr>
       <w:r>
         <w:t xml:space="preserve">A: Do we have (1) ___ food for the picnic?</w:t>
       </w:r>
     </w:p>
     <w:p>
+      <w:pPr>
+        <w:spacing w:before="0" w:after="120" w:line="240" w:lineRule="auto"/>
+      </w:pPr>
       <w:r>
         <w:t xml:space="preserve">B: We have (2) ___ sandwiches, but not (3) ___.</w:t>
       </w:r>
     </w:p>
     <w:p>
+      <w:pPr>
+        <w:spacing w:before="0" w:after="120" w:line="240" w:lineRule="auto"/>
+      </w:pPr>
       <w:r>
         <w:t xml:space="preserve">A: Is there (4) ___ juice?</w:t>
       </w:r>
     </w:p>
     <w:p>
+      <w:pPr>
+        <w:spacing w:before="0" w:after="120" w:line="240" w:lineRule="auto"/>
+      </w:pPr>
       <w:r>
         <w:t xml:space="preserve">B: Yes, (5) ___. We have very (6) ___ water, though.</w:t>
       </w:r>
     </w:p>
     <w:p>
+      <w:pPr>
+        <w:spacing w:before="0" w:after="120" w:line="240" w:lineRule="auto"/>
+      </w:pPr>
       <w:r>
         <w:t xml:space="preserve">A: How (7) ___ bottles should we buy?</w:t>
       </w:r>
     </w:p>
     <w:p>
+      <w:pPr>
+        <w:spacing w:before="0" w:after="120" w:line="240" w:lineRule="auto"/>
+      </w:pPr>
       <w:r>
         <w:t xml:space="preserve">B: Buy (8) ___ bottles and (9) ___ fruit. We do not need (10) ___ cups.</w:t>
       </w:r>
     </w:p>
     <w:p>
+      <w:pPr>
+        <w:keepNext/>
+        <w:spacing w:before="240" w:after="80" w:line="240" w:lineRule="auto"/>
+      </w:pPr>
       <w:r>
         <w:rPr>
+          <w:b/>
           <w:b/>
         </w:rPr>
         <w:t xml:space="preserve">PHẦN 9. ĐỌC HIỂU (10 điểm)</w:t>
       </w:r>
     </w:p>
     <w:p>
-      <w:r>
-        <w:t xml:space="preserve">Hoa is preparing a class picnic for ten students. He has some bread and a few eggs, but there is little milk. He does not have any fruit. There are many oranges at the shop, and they do not cost much money. Hoa buys some oranges and a little milk. Now he has enough food for everyone.</w:t>
-      </w:r>
-    </w:p>
-    <w:p>
-      <w:r>
-        <w:t xml:space="preserve">1. What is Hoa preparing? 2. For how many people? 3. What does he have? 4. Does he have much milk? 5. Does he have any fruit?</w:t>
-      </w:r>
-    </w:p>
-    <w:p>
-      <w:r>
-        <w:t xml:space="preserve">6. What fruit is at the shop? 7. Are there few oranges? 8. Do they cost much? 9. What does Hoa buy? 10. Does he finally have enough food?</w:t>
-      </w:r>
-    </w:p>
-    <w:p>
+      <w:pPr>
+        <w:keepNext/>
+        <w:spacing w:before="0" w:after="80" w:line="240" w:lineRule="auto"/>
+      </w:pPr>
       <w:r>
         <w:rPr>
+          <w:i/>
+        </w:rPr>
+        <w:t xml:space="preserve">Hướng dẫn: Đọc đoạn văn và trả lời từng câu hỏi bằng thông tin trong bài.</w:t>
+      </w:r>
+    </w:p>
+    <w:p>
+      <w:pPr>
+        <w:spacing w:before="0" w:after="120" w:line="240" w:lineRule="auto"/>
+      </w:pPr>
+      <w:r>
+        <w:t xml:space="preserve">Hoa is preparing a class picnic for ten students. He has some bread and a few eggs, but there is little milk.</w:t>
+      </w:r>
+    </w:p>
+    <w:p>
+      <w:pPr>
+        <w:spacing w:before="0" w:after="120" w:line="240" w:lineRule="auto"/>
+      </w:pPr>
+      <w:r>
+        <w:t xml:space="preserve">He does not have any fruit. There are many oranges at the shop, and they do not cost much money.</w:t>
+      </w:r>
+    </w:p>
+    <w:p>
+      <w:pPr>
+        <w:spacing w:before="0" w:after="120" w:line="240" w:lineRule="auto"/>
+      </w:pPr>
+      <w:r>
+        <w:t xml:space="preserve">Hoa buys some oranges and a little milk. Now he has enough food for everyone.</w:t>
+      </w:r>
+    </w:p>
+    <w:p>
+      <w:pPr>
+        <w:spacing w:before="120" w:after="60" w:line="240" w:lineRule="auto"/>
+      </w:pPr>
+      <w:r>
+        <w:t xml:space="preserve">1. What is Hoa preparing?</w:t>
+      </w:r>
+    </w:p>
+    <w:p>
+      <w:pPr>
+        <w:spacing w:before="120" w:after="60" w:line="240" w:lineRule="auto"/>
+      </w:pPr>
+      <w:r>
+        <w:t xml:space="preserve">2. For how many people?</w:t>
+      </w:r>
+    </w:p>
+    <w:p>
+      <w:pPr>
+        <w:spacing w:before="120" w:after="60" w:line="240" w:lineRule="auto"/>
+      </w:pPr>
+      <w:r>
+        <w:t xml:space="preserve">3. What does he have?</w:t>
+      </w:r>
+    </w:p>
+    <w:p>
+      <w:pPr>
+        <w:spacing w:before="120" w:after="60" w:line="240" w:lineRule="auto"/>
+      </w:pPr>
+      <w:r>
+        <w:t xml:space="preserve">4. Does he have much milk?</w:t>
+      </w:r>
+    </w:p>
+    <w:p>
+      <w:pPr>
+        <w:spacing w:before="120" w:after="60" w:line="240" w:lineRule="auto"/>
+      </w:pPr>
+      <w:r>
+        <w:t xml:space="preserve">5. Does he have any fruit?</w:t>
+      </w:r>
+    </w:p>
+    <w:p>
+      <w:pPr>
+        <w:spacing w:before="120" w:after="60" w:line="240" w:lineRule="auto"/>
+      </w:pPr>
+      <w:r>
+        <w:t xml:space="preserve">6. What fruit is at the shop?</w:t>
+      </w:r>
+    </w:p>
+    <w:p>
+      <w:pPr>
+        <w:spacing w:before="120" w:after="60" w:line="240" w:lineRule="auto"/>
+      </w:pPr>
+      <w:r>
+        <w:t xml:space="preserve">7. Are there few oranges?</w:t>
+      </w:r>
+    </w:p>
+    <w:p>
+      <w:pPr>
+        <w:spacing w:before="120" w:after="60" w:line="240" w:lineRule="auto"/>
+      </w:pPr>
+      <w:r>
+        <w:t xml:space="preserve">8. Do they cost much?</w:t>
+      </w:r>
+    </w:p>
+    <w:p>
+      <w:pPr>
+        <w:spacing w:before="120" w:after="60" w:line="240" w:lineRule="auto"/>
+      </w:pPr>
+      <w:r>
+        <w:t xml:space="preserve">9. What does Hoa buy?</w:t>
+      </w:r>
+    </w:p>
+    <w:p>
+      <w:pPr>
+        <w:spacing w:before="120" w:after="60" w:line="240" w:lineRule="auto"/>
+      </w:pPr>
+      <w:r>
+        <w:t xml:space="preserve">10. Does he finally have enough food?</w:t>
+      </w:r>
+    </w:p>
+    <w:p>
+      <w:pPr>
+        <w:keepNext/>
+        <w:spacing w:before="240" w:after="80" w:line="240" w:lineRule="auto"/>
+      </w:pPr>
+      <w:r>
+        <w:rPr>
+          <w:b/>
           <w:b/>
         </w:rPr>
         <w:t xml:space="preserve">PHẦN 10. VIẾT (10 điểm)</w:t>
       </w:r>
     </w:p>
     <w:p>
+      <w:pPr>
+        <w:keepNext/>
+        <w:spacing w:before="0" w:after="80" w:line="240" w:lineRule="auto"/>
+      </w:pPr>
+      <w:r>
+        <w:rPr>
+          <w:i/>
+        </w:rPr>
+        <w:t xml:space="preserve">Hướng dẫn: Viết đúng độ dài và sử dụng đủ các cấu trúc được yêu cầu.</w:t>
+      </w:r>
+    </w:p>
+    <w:p>
+      <w:pPr>
+        <w:spacing w:before="0" w:after="120" w:line="240" w:lineRule="auto"/>
+      </w:pPr>
       <w:r>
         <w:t xml:space="preserve">Viết 90–110 từ về việc chuẩn bị đồ ăn cho một buổi gặp mặt. Dùng some/any, much/many, few/a few và little/a little.</w:t>
       </w:r>
     </w:p>
     <w:p>
-      <w:r>
+      <w:pPr>
+        <w:keepNext/>
+        <w:spacing w:before="0" w:after="280" w:line="240" w:lineRule="auto"/>
+      </w:pPr>
+      <w:r>
+        <w:br w:type="page"/>
         <w:rPr>
           <w:b/>
+          <w:b/>
         </w:rPr>
-        <w:t xml:space="preserve">ĐÁP ÁN – ĐỀ 2</w:t>
-      </w:r>
-    </w:p>
-    <w:p>
+        <w:t xml:space="preserve">ĐÁP ÁN</w:t>
+      </w:r>
+    </w:p>
+    <w:p>
+      <w:pPr>
+        <w:keepNext/>
+        <w:spacing w:before="240" w:after="80" w:line="240" w:lineRule="auto"/>
+      </w:pPr>
       <w:r>
         <w:rPr>
           <w:b/>
+          <w:b/>
         </w:rPr>
-        <w:t xml:space="preserve">PHẦN 1: 1A 2B 3B 4B 5A 6A 7B 8A 9B 10A</w:t>
-      </w:r>
-    </w:p>
-    <w:p>
+        <w:t xml:space="preserve">PHẦN 1</w:t>
+      </w:r>
+    </w:p>
+    <w:p>
+      <w:pPr>
+        <w:spacing w:before="60" w:after="120" w:line="240" w:lineRule="auto"/>
+      </w:pPr>
+      <w:r>
+        <w:t xml:space="preserve">Câu 1: A</w:t>
+      </w:r>
+    </w:p>
+    <w:p>
+      <w:pPr>
+        <w:spacing w:before="60" w:after="120" w:line="240" w:lineRule="auto"/>
+      </w:pPr>
+      <w:r>
+        <w:t xml:space="preserve">Câu 2: B</w:t>
+      </w:r>
+    </w:p>
+    <w:p>
+      <w:pPr>
+        <w:spacing w:before="60" w:after="120" w:line="240" w:lineRule="auto"/>
+      </w:pPr>
+      <w:r>
+        <w:t xml:space="preserve">Câu 3: B</w:t>
+      </w:r>
+    </w:p>
+    <w:p>
+      <w:pPr>
+        <w:spacing w:before="60" w:after="120" w:line="240" w:lineRule="auto"/>
+      </w:pPr>
+      <w:r>
+        <w:t xml:space="preserve">Câu 4: B</w:t>
+      </w:r>
+    </w:p>
+    <w:p>
+      <w:pPr>
+        <w:spacing w:before="60" w:after="120" w:line="240" w:lineRule="auto"/>
+      </w:pPr>
+      <w:r>
+        <w:t xml:space="preserve">Câu 5: A</w:t>
+      </w:r>
+    </w:p>
+    <w:p>
+      <w:pPr>
+        <w:spacing w:before="60" w:after="120" w:line="240" w:lineRule="auto"/>
+      </w:pPr>
+      <w:r>
+        <w:t xml:space="preserve">Câu 6: A</w:t>
+      </w:r>
+    </w:p>
+    <w:p>
+      <w:pPr>
+        <w:spacing w:before="60" w:after="120" w:line="240" w:lineRule="auto"/>
+      </w:pPr>
+      <w:r>
+        <w:t xml:space="preserve">Câu 7: B</w:t>
+      </w:r>
+    </w:p>
+    <w:p>
+      <w:pPr>
+        <w:spacing w:before="60" w:after="120" w:line="240" w:lineRule="auto"/>
+      </w:pPr>
+      <w:r>
+        <w:t xml:space="preserve">Câu 8: A</w:t>
+      </w:r>
+    </w:p>
+    <w:p>
+      <w:pPr>
+        <w:spacing w:before="60" w:after="120" w:line="240" w:lineRule="auto"/>
+      </w:pPr>
+      <w:r>
+        <w:t xml:space="preserve">Câu 9: B</w:t>
+      </w:r>
+    </w:p>
+    <w:p>
+      <w:pPr>
+        <w:spacing w:before="60" w:after="120" w:line="240" w:lineRule="auto"/>
+      </w:pPr>
+      <w:r>
+        <w:t xml:space="preserve">Câu 10: A</w:t>
+      </w:r>
+    </w:p>
+    <w:p>
+      <w:pPr>
+        <w:keepNext/>
+        <w:spacing w:before="240" w:after="80" w:line="240" w:lineRule="auto"/>
+      </w:pPr>
       <w:r>
         <w:rPr>
           <w:b/>
+          <w:b/>
         </w:rPr>
-        <w:t xml:space="preserve">PHẦN 2: 1 some; 2 any; 3 any; 4 some; 5 any; 6 some; 7 some; 8 any; 9 any; 10 some</w:t>
-      </w:r>
-    </w:p>
-    <w:p>
+        <w:t xml:space="preserve">PHẦN 2</w:t>
+      </w:r>
+    </w:p>
+    <w:p>
+      <w:pPr>
+        <w:spacing w:before="60" w:after="120" w:line="240" w:lineRule="auto"/>
+      </w:pPr>
+      <w:r>
+        <w:t xml:space="preserve">Câu 1: some</w:t>
+      </w:r>
+    </w:p>
+    <w:p>
+      <w:pPr>
+        <w:spacing w:before="60" w:after="120" w:line="240" w:lineRule="auto"/>
+      </w:pPr>
+      <w:r>
+        <w:t xml:space="preserve">Câu 2: any</w:t>
+      </w:r>
+    </w:p>
+    <w:p>
+      <w:pPr>
+        <w:spacing w:before="60" w:after="120" w:line="240" w:lineRule="auto"/>
+      </w:pPr>
+      <w:r>
+        <w:t xml:space="preserve">Câu 3: any</w:t>
+      </w:r>
+    </w:p>
+    <w:p>
+      <w:pPr>
+        <w:spacing w:before="60" w:after="120" w:line="240" w:lineRule="auto"/>
+      </w:pPr>
+      <w:r>
+        <w:t xml:space="preserve">Câu 4: some</w:t>
+      </w:r>
+    </w:p>
+    <w:p>
+      <w:pPr>
+        <w:spacing w:before="60" w:after="120" w:line="240" w:lineRule="auto"/>
+      </w:pPr>
+      <w:r>
+        <w:t xml:space="preserve">Câu 5: any</w:t>
+      </w:r>
+    </w:p>
+    <w:p>
+      <w:pPr>
+        <w:spacing w:before="60" w:after="120" w:line="240" w:lineRule="auto"/>
+      </w:pPr>
+      <w:r>
+        <w:t xml:space="preserve">Câu 6: some</w:t>
+      </w:r>
+    </w:p>
+    <w:p>
+      <w:pPr>
+        <w:spacing w:before="60" w:after="120" w:line="240" w:lineRule="auto"/>
+      </w:pPr>
+      <w:r>
+        <w:t xml:space="preserve">Câu 7: some</w:t>
+      </w:r>
+    </w:p>
+    <w:p>
+      <w:pPr>
+        <w:spacing w:before="60" w:after="120" w:line="240" w:lineRule="auto"/>
+      </w:pPr>
+      <w:r>
+        <w:t xml:space="preserve">Câu 8: any</w:t>
+      </w:r>
+    </w:p>
+    <w:p>
+      <w:pPr>
+        <w:spacing w:before="60" w:after="120" w:line="240" w:lineRule="auto"/>
+      </w:pPr>
+      <w:r>
+        <w:t xml:space="preserve">Câu 9: any</w:t>
+      </w:r>
+    </w:p>
+    <w:p>
+      <w:pPr>
+        <w:spacing w:before="60" w:after="120" w:line="240" w:lineRule="auto"/>
+      </w:pPr>
+      <w:r>
+        <w:t xml:space="preserve">Câu 10: some</w:t>
+      </w:r>
+    </w:p>
+    <w:p>
+      <w:pPr>
+        <w:keepNext/>
+        <w:spacing w:before="240" w:after="80" w:line="240" w:lineRule="auto"/>
+      </w:pPr>
       <w:r>
         <w:rPr>
           <w:b/>
+          <w:b/>
         </w:rPr>
-        <w:t xml:space="preserve">PHẦN 3: 1 How much; 2 many; 3 How much; 4 much; 5 How many; 6 many; 7 much; 8 How many; 9 much; 10 many</w:t>
-      </w:r>
-    </w:p>
-    <w:p>
+        <w:t xml:space="preserve">PHẦN 3</w:t>
+      </w:r>
+    </w:p>
+    <w:p>
+      <w:pPr>
+        <w:spacing w:before="60" w:after="120" w:line="240" w:lineRule="auto"/>
+      </w:pPr>
+      <w:r>
+        <w:t xml:space="preserve">Câu 1: How much</w:t>
+      </w:r>
+    </w:p>
+    <w:p>
+      <w:pPr>
+        <w:spacing w:before="60" w:after="120" w:line="240" w:lineRule="auto"/>
+      </w:pPr>
+      <w:r>
+        <w:t xml:space="preserve">Câu 2: many</w:t>
+      </w:r>
+    </w:p>
+    <w:p>
+      <w:pPr>
+        <w:spacing w:before="60" w:after="120" w:line="240" w:lineRule="auto"/>
+      </w:pPr>
+      <w:r>
+        <w:t xml:space="preserve">Câu 3: How much</w:t>
+      </w:r>
+    </w:p>
+    <w:p>
+      <w:pPr>
+        <w:spacing w:before="60" w:after="120" w:line="240" w:lineRule="auto"/>
+      </w:pPr>
+      <w:r>
+        <w:t xml:space="preserve">Câu 4: much</w:t>
+      </w:r>
+    </w:p>
+    <w:p>
+      <w:pPr>
+        <w:spacing w:before="60" w:after="120" w:line="240" w:lineRule="auto"/>
+      </w:pPr>
+      <w:r>
+        <w:t xml:space="preserve">Câu 5: How many</w:t>
+      </w:r>
+    </w:p>
+    <w:p>
+      <w:pPr>
+        <w:spacing w:before="60" w:after="120" w:line="240" w:lineRule="auto"/>
+      </w:pPr>
+      <w:r>
+        <w:t xml:space="preserve">Câu 6: many</w:t>
+      </w:r>
+    </w:p>
+    <w:p>
+      <w:pPr>
+        <w:spacing w:before="60" w:after="120" w:line="240" w:lineRule="auto"/>
+      </w:pPr>
+      <w:r>
+        <w:t xml:space="preserve">Câu 7: much</w:t>
+      </w:r>
+    </w:p>
+    <w:p>
+      <w:pPr>
+        <w:spacing w:before="60" w:after="120" w:line="240" w:lineRule="auto"/>
+      </w:pPr>
+      <w:r>
+        <w:t xml:space="preserve">Câu 8: How many</w:t>
+      </w:r>
+    </w:p>
+    <w:p>
+      <w:pPr>
+        <w:spacing w:before="60" w:after="120" w:line="240" w:lineRule="auto"/>
+      </w:pPr>
+      <w:r>
+        <w:t xml:space="preserve">Câu 9: much</w:t>
+      </w:r>
+    </w:p>
+    <w:p>
+      <w:pPr>
+        <w:spacing w:before="60" w:after="120" w:line="240" w:lineRule="auto"/>
+      </w:pPr>
+      <w:r>
+        <w:t xml:space="preserve">Câu 10: many</w:t>
+      </w:r>
+    </w:p>
+    <w:p>
+      <w:pPr>
+        <w:keepNext/>
+        <w:spacing w:before="240" w:after="80" w:line="240" w:lineRule="auto"/>
+      </w:pPr>
       <w:r>
         <w:rPr>
           <w:b/>
+          <w:b/>
         </w:rPr>
-        <w:t xml:space="preserve">PHẦN 4: 1 little; 2 a few; 3 Few; 4 a little; 5 little; 6 a few; 7 a little; 8 few; 9 a little; 10 Few</w:t>
-      </w:r>
-    </w:p>
-    <w:p>
+        <w:t xml:space="preserve">PHẦN 4</w:t>
+      </w:r>
+    </w:p>
+    <w:p>
+      <w:pPr>
+        <w:spacing w:before="60" w:after="120" w:line="240" w:lineRule="auto"/>
+      </w:pPr>
+      <w:r>
+        <w:t xml:space="preserve">Câu 1: little</w:t>
+      </w:r>
+    </w:p>
+    <w:p>
+      <w:pPr>
+        <w:spacing w:before="60" w:after="120" w:line="240" w:lineRule="auto"/>
+      </w:pPr>
+      <w:r>
+        <w:t xml:space="preserve">Câu 2: a few</w:t>
+      </w:r>
+    </w:p>
+    <w:p>
+      <w:pPr>
+        <w:spacing w:before="60" w:after="120" w:line="240" w:lineRule="auto"/>
+      </w:pPr>
+      <w:r>
+        <w:t xml:space="preserve">Câu 3: Few</w:t>
+      </w:r>
+    </w:p>
+    <w:p>
+      <w:pPr>
+        <w:spacing w:before="60" w:after="120" w:line="240" w:lineRule="auto"/>
+      </w:pPr>
+      <w:r>
+        <w:t xml:space="preserve">Câu 4: a little</w:t>
+      </w:r>
+    </w:p>
+    <w:p>
+      <w:pPr>
+        <w:spacing w:before="60" w:after="120" w:line="240" w:lineRule="auto"/>
+      </w:pPr>
+      <w:r>
+        <w:t xml:space="preserve">Câu 5: little</w:t>
+      </w:r>
+    </w:p>
+    <w:p>
+      <w:pPr>
+        <w:spacing w:before="60" w:after="120" w:line="240" w:lineRule="auto"/>
+      </w:pPr>
+      <w:r>
+        <w:t xml:space="preserve">Câu 6: a few</w:t>
+      </w:r>
+    </w:p>
+    <w:p>
+      <w:pPr>
+        <w:spacing w:before="60" w:after="120" w:line="240" w:lineRule="auto"/>
+      </w:pPr>
+      <w:r>
+        <w:t xml:space="preserve">Câu 7: a little</w:t>
+      </w:r>
+    </w:p>
+    <w:p>
+      <w:pPr>
+        <w:spacing w:before="60" w:after="120" w:line="240" w:lineRule="auto"/>
+      </w:pPr>
+      <w:r>
+        <w:t xml:space="preserve">Câu 8: few</w:t>
+      </w:r>
+    </w:p>
+    <w:p>
+      <w:pPr>
+        <w:spacing w:before="60" w:after="120" w:line="240" w:lineRule="auto"/>
+      </w:pPr>
+      <w:r>
+        <w:t xml:space="preserve">Câu 9: a little</w:t>
+      </w:r>
+    </w:p>
+    <w:p>
+      <w:pPr>
+        <w:spacing w:before="60" w:after="120" w:line="240" w:lineRule="auto"/>
+      </w:pPr>
+      <w:r>
+        <w:t xml:space="preserve">Câu 10: Few</w:t>
+      </w:r>
+    </w:p>
+    <w:p>
+      <w:pPr>
+        <w:keepNext/>
+        <w:spacing w:before="240" w:after="80" w:line="240" w:lineRule="auto"/>
+      </w:pPr>
       <w:r>
         <w:rPr>
           <w:b/>
+          <w:b/>
         </w:rPr>
-        <w:t xml:space="preserve">PHẦN 5: 1 any money; 2 many books; 3 many people; 4 a few friends; 5 a little information; 6 some coffee; 7 little milk; 8 How much; 9 much free time; 10 some apples</w:t>
-      </w:r>
-    </w:p>
-    <w:p>
+        <w:t xml:space="preserve">PHẦN 5</w:t>
+      </w:r>
+    </w:p>
+    <w:p>
+      <w:pPr>
+        <w:spacing w:before="60" w:after="120" w:line="240" w:lineRule="auto"/>
+      </w:pPr>
+      <w:r>
+        <w:t xml:space="preserve">Câu 1: any money</w:t>
+      </w:r>
+    </w:p>
+    <w:p>
+      <w:pPr>
+        <w:spacing w:before="60" w:after="120" w:line="240" w:lineRule="auto"/>
+      </w:pPr>
+      <w:r>
+        <w:t xml:space="preserve">Câu 2: many books</w:t>
+      </w:r>
+    </w:p>
+    <w:p>
+      <w:pPr>
+        <w:spacing w:before="60" w:after="120" w:line="240" w:lineRule="auto"/>
+      </w:pPr>
+      <w:r>
+        <w:t xml:space="preserve">Câu 3: many people</w:t>
+      </w:r>
+    </w:p>
+    <w:p>
+      <w:pPr>
+        <w:spacing w:before="60" w:after="120" w:line="240" w:lineRule="auto"/>
+      </w:pPr>
+      <w:r>
+        <w:t xml:space="preserve">Câu 4: a few friends</w:t>
+      </w:r>
+    </w:p>
+    <w:p>
+      <w:pPr>
+        <w:spacing w:before="60" w:after="120" w:line="240" w:lineRule="auto"/>
+      </w:pPr>
+      <w:r>
+        <w:t xml:space="preserve">Câu 5: a little information</w:t>
+      </w:r>
+    </w:p>
+    <w:p>
+      <w:pPr>
+        <w:spacing w:before="60" w:after="120" w:line="240" w:lineRule="auto"/>
+      </w:pPr>
+      <w:r>
+        <w:t xml:space="preserve">Câu 6: some coffee</w:t>
+      </w:r>
+    </w:p>
+    <w:p>
+      <w:pPr>
+        <w:spacing w:before="60" w:after="120" w:line="240" w:lineRule="auto"/>
+      </w:pPr>
+      <w:r>
+        <w:t xml:space="preserve">Câu 7: little milk</w:t>
+      </w:r>
+    </w:p>
+    <w:p>
+      <w:pPr>
+        <w:spacing w:before="60" w:after="120" w:line="240" w:lineRule="auto"/>
+      </w:pPr>
+      <w:r>
+        <w:t xml:space="preserve">Câu 8: How much</w:t>
+      </w:r>
+    </w:p>
+    <w:p>
+      <w:pPr>
+        <w:spacing w:before="60" w:after="120" w:line="240" w:lineRule="auto"/>
+      </w:pPr>
+      <w:r>
+        <w:t xml:space="preserve">Câu 9: much free time</w:t>
+      </w:r>
+    </w:p>
+    <w:p>
+      <w:pPr>
+        <w:spacing w:before="60" w:after="120" w:line="240" w:lineRule="auto"/>
+      </w:pPr>
+      <w:r>
+        <w:t xml:space="preserve">Câu 10: some apples</w:t>
+      </w:r>
+    </w:p>
+    <w:p>
+      <w:pPr>
+        <w:keepNext/>
+        <w:spacing w:before="240" w:after="80" w:line="240" w:lineRule="auto"/>
+      </w:pPr>
       <w:r>
         <w:rPr>
           <w:b/>
+          <w:b/>
         </w:rPr>
-        <w:t xml:space="preserve">PHẦN 6: 1 How many tomatoes do we need? 2 How much water does she drink? 3 Are there any shops nearby? 4 How much are the shoes? 5 How many cousins does he have? 6 Is there any sugar? 7 How many tickets did they buy? 8 How much time do we have? 9 Does Lan need any help? 10 How many students does the class have?</w:t>
-      </w:r>
-    </w:p>
-    <w:p>
+        <w:t xml:space="preserve">PHẦN 6</w:t>
+      </w:r>
+    </w:p>
+    <w:p>
+      <w:pPr>
+        <w:spacing w:before="60" w:after="120" w:line="240" w:lineRule="auto"/>
+      </w:pPr>
+      <w:r>
+        <w:t xml:space="preserve">Câu 1: How many tomatoes do we need?</w:t>
+      </w:r>
+    </w:p>
+    <w:p>
+      <w:pPr>
+        <w:spacing w:before="60" w:after="120" w:line="240" w:lineRule="auto"/>
+      </w:pPr>
+      <w:r>
+        <w:t xml:space="preserve">Câu 2: How much water does she drink?</w:t>
+      </w:r>
+    </w:p>
+    <w:p>
+      <w:pPr>
+        <w:spacing w:before="60" w:after="120" w:line="240" w:lineRule="auto"/>
+      </w:pPr>
+      <w:r>
+        <w:t xml:space="preserve">Câu 3: Are there any shops nearby?</w:t>
+      </w:r>
+    </w:p>
+    <w:p>
+      <w:pPr>
+        <w:spacing w:before="60" w:after="120" w:line="240" w:lineRule="auto"/>
+      </w:pPr>
+      <w:r>
+        <w:t xml:space="preserve">Câu 4: How much are the shoes?</w:t>
+      </w:r>
+    </w:p>
+    <w:p>
+      <w:pPr>
+        <w:spacing w:before="60" w:after="120" w:line="240" w:lineRule="auto"/>
+      </w:pPr>
+      <w:r>
+        <w:t xml:space="preserve">Câu 5: How many cousins does he have?</w:t>
+      </w:r>
+    </w:p>
+    <w:p>
+      <w:pPr>
+        <w:spacing w:before="60" w:after="120" w:line="240" w:lineRule="auto"/>
+      </w:pPr>
+      <w:r>
+        <w:t xml:space="preserve">Câu 6: Is there any sugar?</w:t>
+      </w:r>
+    </w:p>
+    <w:p>
+      <w:pPr>
+        <w:spacing w:before="60" w:after="120" w:line="240" w:lineRule="auto"/>
+      </w:pPr>
+      <w:r>
+        <w:t xml:space="preserve">Câu 7: How many tickets did they buy?</w:t>
+      </w:r>
+    </w:p>
+    <w:p>
+      <w:pPr>
+        <w:spacing w:before="60" w:after="120" w:line="240" w:lineRule="auto"/>
+      </w:pPr>
+      <w:r>
+        <w:t xml:space="preserve">Câu 8: How much time do we have?</w:t>
+      </w:r>
+    </w:p>
+    <w:p>
+      <w:pPr>
+        <w:spacing w:before="60" w:after="120" w:line="240" w:lineRule="auto"/>
+      </w:pPr>
+      <w:r>
+        <w:t xml:space="preserve">Câu 9: Does Lan need any help?</w:t>
+      </w:r>
+    </w:p>
+    <w:p>
+      <w:pPr>
+        <w:spacing w:before="60" w:after="120" w:line="240" w:lineRule="auto"/>
+      </w:pPr>
+      <w:r>
+        <w:t xml:space="preserve">Câu 10: How many students does the class have?</w:t>
+      </w:r>
+    </w:p>
+    <w:p>
+      <w:pPr>
+        <w:keepNext/>
+        <w:spacing w:before="240" w:after="80" w:line="240" w:lineRule="auto"/>
+      </w:pPr>
       <w:r>
         <w:rPr>
           <w:b/>
+          <w:b/>
         </w:rPr>
-        <w:t xml:space="preserve">PHẦN 7: 1 I have a few friends. 2 We do not have much time. 3 Do you need any help? 4 Few students understand the question. 5 Add a little sugar. 6 How many eggs are there? 7 There is not any water in the bottle. 8 There are too many cars on the road. 9 Would you like some cake? 10 He has little money.</w:t>
-      </w:r>
-    </w:p>
-    <w:p>
+        <w:t xml:space="preserve">PHẦN 7</w:t>
+      </w:r>
+    </w:p>
+    <w:p>
+      <w:pPr>
+        <w:spacing w:before="60" w:after="120" w:line="240" w:lineRule="auto"/>
+      </w:pPr>
+      <w:r>
+        <w:t xml:space="preserve">Câu 1: I have a few friends.</w:t>
+      </w:r>
+    </w:p>
+    <w:p>
+      <w:pPr>
+        <w:spacing w:before="60" w:after="120" w:line="240" w:lineRule="auto"/>
+      </w:pPr>
+      <w:r>
+        <w:t xml:space="preserve">Câu 2: We do not have much time.</w:t>
+      </w:r>
+    </w:p>
+    <w:p>
+      <w:pPr>
+        <w:spacing w:before="60" w:after="120" w:line="240" w:lineRule="auto"/>
+      </w:pPr>
+      <w:r>
+        <w:t xml:space="preserve">Câu 3: Do you need any help?</w:t>
+      </w:r>
+    </w:p>
+    <w:p>
+      <w:pPr>
+        <w:spacing w:before="60" w:after="120" w:line="240" w:lineRule="auto"/>
+      </w:pPr>
+      <w:r>
+        <w:t xml:space="preserve">Câu 4: Few students understand the question.</w:t>
+      </w:r>
+    </w:p>
+    <w:p>
+      <w:pPr>
+        <w:spacing w:before="60" w:after="120" w:line="240" w:lineRule="auto"/>
+      </w:pPr>
+      <w:r>
+        <w:t xml:space="preserve">Câu 5: Add a little sugar.</w:t>
+      </w:r>
+    </w:p>
+    <w:p>
+      <w:pPr>
+        <w:spacing w:before="60" w:after="120" w:line="240" w:lineRule="auto"/>
+      </w:pPr>
+      <w:r>
+        <w:t xml:space="preserve">Câu 6: How many eggs are there?</w:t>
+      </w:r>
+    </w:p>
+    <w:p>
+      <w:pPr>
+        <w:spacing w:before="60" w:after="120" w:line="240" w:lineRule="auto"/>
+      </w:pPr>
+      <w:r>
+        <w:t xml:space="preserve">Câu 7: There is not any water in the bottle.</w:t>
+      </w:r>
+    </w:p>
+    <w:p>
+      <w:pPr>
+        <w:spacing w:before="60" w:after="120" w:line="240" w:lineRule="auto"/>
+      </w:pPr>
+      <w:r>
+        <w:t xml:space="preserve">Câu 8: There are too many cars on the road.</w:t>
+      </w:r>
+    </w:p>
+    <w:p>
+      <w:pPr>
+        <w:spacing w:before="60" w:after="120" w:line="240" w:lineRule="auto"/>
+      </w:pPr>
+      <w:r>
+        <w:t xml:space="preserve">Câu 9: Would you like some cake?</w:t>
+      </w:r>
+    </w:p>
+    <w:p>
+      <w:pPr>
+        <w:spacing w:before="60" w:after="120" w:line="240" w:lineRule="auto"/>
+      </w:pPr>
+      <w:r>
+        <w:t xml:space="preserve">Câu 10: He has little money.</w:t>
+      </w:r>
+    </w:p>
+    <w:p>
+      <w:pPr>
+        <w:keepNext/>
+        <w:spacing w:before="240" w:after="80" w:line="240" w:lineRule="auto"/>
+      </w:pPr>
       <w:r>
         <w:rPr>
           <w:b/>
+          <w:b/>
         </w:rPr>
-        <w:t xml:space="preserve">PHẦN 8: 1 any; 2 a few; 3 many; 4 any; 5 a little; 6 little; 7 many; 8 a few; 9 some; 10 many</w:t>
-      </w:r>
-    </w:p>
-    <w:p>
+        <w:t xml:space="preserve">PHẦN 8</w:t>
+      </w:r>
+    </w:p>
+    <w:p>
+      <w:pPr>
+        <w:spacing w:before="60" w:after="120" w:line="240" w:lineRule="auto"/>
+      </w:pPr>
+      <w:r>
+        <w:t xml:space="preserve">Câu 1: any</w:t>
+      </w:r>
+    </w:p>
+    <w:p>
+      <w:pPr>
+        <w:spacing w:before="60" w:after="120" w:line="240" w:lineRule="auto"/>
+      </w:pPr>
+      <w:r>
+        <w:t xml:space="preserve">Câu 2: a few</w:t>
+      </w:r>
+    </w:p>
+    <w:p>
+      <w:pPr>
+        <w:spacing w:before="60" w:after="120" w:line="240" w:lineRule="auto"/>
+      </w:pPr>
+      <w:r>
+        <w:t xml:space="preserve">Câu 3: many</w:t>
+      </w:r>
+    </w:p>
+    <w:p>
+      <w:pPr>
+        <w:spacing w:before="60" w:after="120" w:line="240" w:lineRule="auto"/>
+      </w:pPr>
+      <w:r>
+        <w:t xml:space="preserve">Câu 4: any</w:t>
+      </w:r>
+    </w:p>
+    <w:p>
+      <w:pPr>
+        <w:spacing w:before="60" w:after="120" w:line="240" w:lineRule="auto"/>
+      </w:pPr>
+      <w:r>
+        <w:t xml:space="preserve">Câu 5: a little</w:t>
+      </w:r>
+    </w:p>
+    <w:p>
+      <w:pPr>
+        <w:spacing w:before="60" w:after="120" w:line="240" w:lineRule="auto"/>
+      </w:pPr>
+      <w:r>
+        <w:t xml:space="preserve">Câu 6: little</w:t>
+      </w:r>
+    </w:p>
+    <w:p>
+      <w:pPr>
+        <w:spacing w:before="60" w:after="120" w:line="240" w:lineRule="auto"/>
+      </w:pPr>
+      <w:r>
+        <w:t xml:space="preserve">Câu 7: many</w:t>
+      </w:r>
+    </w:p>
+    <w:p>
+      <w:pPr>
+        <w:spacing w:before="60" w:after="120" w:line="240" w:lineRule="auto"/>
+      </w:pPr>
+      <w:r>
+        <w:t xml:space="preserve">Câu 8: a few</w:t>
+      </w:r>
+    </w:p>
+    <w:p>
+      <w:pPr>
+        <w:spacing w:before="60" w:after="120" w:line="240" w:lineRule="auto"/>
+      </w:pPr>
+      <w:r>
+        <w:t xml:space="preserve">Câu 9: some</w:t>
+      </w:r>
+    </w:p>
+    <w:p>
+      <w:pPr>
+        <w:spacing w:before="60" w:after="120" w:line="240" w:lineRule="auto"/>
+      </w:pPr>
+      <w:r>
+        <w:t xml:space="preserve">Câu 10: many</w:t>
+      </w:r>
+    </w:p>
+    <w:p>
+      <w:pPr>
+        <w:keepNext/>
+        <w:spacing w:before="240" w:after="80" w:line="240" w:lineRule="auto"/>
+      </w:pPr>
       <w:r>
         <w:rPr>
           <w:b/>
+          <w:b/>
         </w:rPr>
-        <w:t xml:space="preserve">PHẦN 9: 1 Breakfast. 2 Six. 3 Some bread and a few eggs. 4 No. 5 No. 6 Oranges. 7 No. 8 No. 9 Some oranges and a little milk. 10 Yes.</w:t>
-      </w:r>
-    </w:p>
-    <w:p>
+        <w:t xml:space="preserve">PHẦN 9</w:t>
+      </w:r>
+    </w:p>
+    <w:p>
+      <w:pPr>
+        <w:spacing w:before="60" w:after="120" w:line="240" w:lineRule="auto"/>
+      </w:pPr>
+      <w:r>
+        <w:t xml:space="preserve">Câu 1: Breakfast.</w:t>
+      </w:r>
+    </w:p>
+    <w:p>
+      <w:pPr>
+        <w:spacing w:before="60" w:after="120" w:line="240" w:lineRule="auto"/>
+      </w:pPr>
+      <w:r>
+        <w:t xml:space="preserve">Câu 2: Six.</w:t>
+      </w:r>
+    </w:p>
+    <w:p>
+      <w:pPr>
+        <w:spacing w:before="60" w:after="120" w:line="240" w:lineRule="auto"/>
+      </w:pPr>
+      <w:r>
+        <w:t xml:space="preserve">Câu 3: Some bread and a few eggs.</w:t>
+      </w:r>
+    </w:p>
+    <w:p>
+      <w:pPr>
+        <w:spacing w:before="60" w:after="120" w:line="240" w:lineRule="auto"/>
+      </w:pPr>
+      <w:r>
+        <w:t xml:space="preserve">Câu 4: No.</w:t>
+      </w:r>
+    </w:p>
+    <w:p>
+      <w:pPr>
+        <w:spacing w:before="60" w:after="120" w:line="240" w:lineRule="auto"/>
+      </w:pPr>
+      <w:r>
+        <w:t xml:space="preserve">Câu 5: No.</w:t>
+      </w:r>
+    </w:p>
+    <w:p>
+      <w:pPr>
+        <w:spacing w:before="60" w:after="120" w:line="240" w:lineRule="auto"/>
+      </w:pPr>
+      <w:r>
+        <w:t xml:space="preserve">Câu 6: Oranges.</w:t>
+      </w:r>
+    </w:p>
+    <w:p>
+      <w:pPr>
+        <w:spacing w:before="60" w:after="120" w:line="240" w:lineRule="auto"/>
+      </w:pPr>
+      <w:r>
+        <w:t xml:space="preserve">Câu 7: No.</w:t>
+      </w:r>
+    </w:p>
+    <w:p>
+      <w:pPr>
+        <w:spacing w:before="60" w:after="120" w:line="240" w:lineRule="auto"/>
+      </w:pPr>
+      <w:r>
+        <w:t xml:space="preserve">Câu 8: No.</w:t>
+      </w:r>
+    </w:p>
+    <w:p>
+      <w:pPr>
+        <w:spacing w:before="60" w:after="120" w:line="240" w:lineRule="auto"/>
+      </w:pPr>
+      <w:r>
+        <w:t xml:space="preserve">Câu 9: Some oranges and a little milk.</w:t>
+      </w:r>
+    </w:p>
+    <w:p>
+      <w:pPr>
+        <w:spacing w:before="60" w:after="120" w:line="240" w:lineRule="auto"/>
+      </w:pPr>
+      <w:r>
+        <w:t xml:space="preserve">Câu 10: Yes.</w:t>
+      </w:r>
+    </w:p>
+    <w:p>
+      <w:pPr>
+        <w:keepNext/>
+        <w:spacing w:before="240" w:after="80" w:line="240" w:lineRule="auto"/>
+      </w:pPr>
       <w:r>
         <w:rPr>
           <w:b/>
+          <w:b/>
         </w:rPr>
+        <w:t xml:space="preserve">Câu trả lời tham khảo</w:t>
+      </w:r>
+    </w:p>
+    <w:p>
+      <w:pPr>
+        <w:spacing w:before="60" w:after="120" w:line="240" w:lineRule="auto"/>
+      </w:pPr>
+      <w:r>
         <w:t xml:space="preserve">BÀI VIẾT MẪU (96 từ): I am preparing food for a class picnic in the park. There are ten classmates, so I need some sandwiches and a few bowls of salad. I have many plates, but I do not have any paper cups. There is a little juice in the fridge, but there is very little water. I will buy a few bottles of water and some fruit. I do not need much sugar because few guests drink sweet tea. There are not many chairs in the kitchen, so I will bring some chairs from the living room. Now everything is almost ready.</w:t>
       </w:r>
     </w:p>
